--- a/recommendation_letter/RL_Bo_Zhang_Yan_Qi_revised.docx
+++ b/recommendation_letter/RL_Bo_Zhang_Yan_Qi_revised.docx
@@ -72,7 +72,7 @@
           <w:color w:val="000000"/>
           <w:sz w:val="24"/>
         </w:rPr>
-        <w:t>He later joined the development of a new business segment. Much of the commercial and financial content was new to him, so the learning demand was high. He did not wait to be walked through the material. He took the initiative to study the segment’s positioning and objectives, our service details, and the competitive environment. When he encountered a problem he could not resolve on his own, he came to me with structured notes, a clear account of what he already understood, and specific questions. As I came to know his working style, I also saw that he would use the data he had assembled to form his own preliminary views and then discuss them with me. Those ideas were still developing, but they showed sound logical thinking and a genuine willingness to go deeper than the assigned task required.</w:t>
+        <w:t>Much of the commercial and financial content was new to him, so the learning demand was high. He did not wait to be walked through the material. He took the initiative to study the business positioning and objectives, our service details, and the competitive environment. When he encountered a problem he could not resolve on his own, he came to me with structured notes, a clear account of what he already understood, and specific questions. As I came to know his working style, I also saw that he would use the data he had assembled to form his own preliminary views and then discuss them with me. Those ideas were still developing, but they showed sound logical thinking and a genuine willingness to go deeper than the assigned task required.</w:t>
       </w:r>
     </w:p>
     <w:p>

--- a/recommendation_letter/RL_Bo_Zhang_Yan_Qi_revised.docx
+++ b/recommendation_letter/RL_Bo_Zhang_Yan_Qi_revised.docx
@@ -72,7 +72,7 @@
           <w:color w:val="000000"/>
           <w:sz w:val="24"/>
         </w:rPr>
-        <w:t>Much of the commercial and financial content was new to him, so the learning demand was high. He did not wait to be walked through the material. He took the initiative to study the business positioning and objectives, our service details, and the competitive environment. When he encountered a problem he could not resolve on his own, he came to me with structured notes, a clear account of what he already understood, and specific questions. As I came to know his working style, I also saw that he would use the data he had assembled to form his own preliminary views and then discuss them with me. Those ideas were still developing, but they showed sound logical thinking and a genuine willingness to go deeper than the assigned task required.</w:t>
+        <w:t>Much of the commercial and financial content was new to him, so the learning demand was high. He did not wait to be walked through the material. On his own, he gathered sources on the PCB industry and on PCB drill bits, then used them to work out the business positioning and objectives, our service details, and the competitive environment. Working independently, he wrote an industry report and a full written draft that turned those materials into a coherent narrative. When he encountered a problem he could not resolve on his own, he came to me with structured notes, a clear account of what he already understood, and specific questions. As I came to know his working style, I also saw that he would use the data he had assembled to form his own preliminary views and then discuss them with me. Those ideas were still developing, but they showed sound logical thinking and a genuine willingness to go deeper than the assigned task required.</w:t>
       </w:r>
     </w:p>
     <w:p>
